--- a/Perguntas que são desnecessárias.docx
+++ b/Perguntas que são desnecessárias.docx
@@ -11,133 +11,12 @@
       </w:r>
     </w:p>
     <w:p>
-      <w:r>
-        <w:t>07</w:t>
-      </w:r>
+      <w:pPr>
+        <w:rPr>
+          <w:u w:val="single"/>
+        </w:rPr>
+      </w:pPr>
     </w:p>
-    <w:p>
-      <w:r>
-        <w:t>71</w:t>
-      </w:r>
-    </w:p>
-    <w:p>
-      <w:r>
-        <w:t>70</w:t>
-      </w:r>
-    </w:p>
-    <w:p>
-      <w:r>
-        <w:t>68</w:t>
-      </w:r>
-    </w:p>
-    <w:p/>
-    <w:p>
-      <w:r>
-        <w:t>Perguntas 02 mudar as faixas etárias</w:t>
-      </w:r>
-    </w:p>
-    <w:p>
-      <w:proofErr w:type="gramStart"/>
-      <w:r>
-        <w:t>( )</w:t>
-      </w:r>
-      <w:proofErr w:type="gramEnd"/>
-      <w:r>
-        <w:t xml:space="preserve"> 1</w:t>
-      </w:r>
-      <w:r>
-        <w:t>6</w:t>
-      </w:r>
-      <w:r>
-        <w:t xml:space="preserve"> a 24 anos</w:t>
-      </w:r>
-    </w:p>
-    <w:p>
-      <w:proofErr w:type="gramStart"/>
-      <w:r>
-        <w:t>( )</w:t>
-      </w:r>
-      <w:proofErr w:type="gramEnd"/>
-      <w:r>
-        <w:t xml:space="preserve"> 25 a 3</w:t>
-      </w:r>
-      <w:r>
-        <w:t>4</w:t>
-      </w:r>
-      <w:r>
-        <w:t xml:space="preserve"> anos</w:t>
-      </w:r>
-    </w:p>
-    <w:p>
-      <w:r>
-        <w:t xml:space="preserve"> </w:t>
-      </w:r>
-      <w:proofErr w:type="gramStart"/>
-      <w:r>
-        <w:t>( )</w:t>
-      </w:r>
-      <w:proofErr w:type="gramEnd"/>
-      <w:r>
-        <w:t xml:space="preserve"> 3</w:t>
-      </w:r>
-      <w:r>
-        <w:t>5</w:t>
-      </w:r>
-      <w:r>
-        <w:t xml:space="preserve"> a 4</w:t>
-      </w:r>
-      <w:r>
-        <w:t>4</w:t>
-      </w:r>
-      <w:r>
-        <w:t xml:space="preserve"> anos</w:t>
-      </w:r>
-    </w:p>
-    <w:p>
-      <w:r>
-        <w:t xml:space="preserve"> </w:t>
-      </w:r>
-      <w:proofErr w:type="gramStart"/>
-      <w:r>
-        <w:t>( )</w:t>
-      </w:r>
-      <w:proofErr w:type="gramEnd"/>
-      <w:r>
-        <w:t xml:space="preserve"> 4</w:t>
-      </w:r>
-      <w:r>
-        <w:t>5</w:t>
-      </w:r>
-      <w:r>
-        <w:t xml:space="preserve"> a </w:t>
-      </w:r>
-      <w:r>
-        <w:t>60</w:t>
-      </w:r>
-      <w:r>
-        <w:t xml:space="preserve"> anos</w:t>
-      </w:r>
-    </w:p>
-    <w:p>
-      <w:r>
-        <w:t xml:space="preserve"> </w:t>
-      </w:r>
-      <w:proofErr w:type="gramStart"/>
-      <w:r>
-        <w:t>( )</w:t>
-      </w:r>
-      <w:proofErr w:type="gramEnd"/>
-      <w:r>
-        <w:t xml:space="preserve"> Acima de </w:t>
-      </w:r>
-      <w:r>
-        <w:t>6</w:t>
-      </w:r>
-      <w:r>
-        <w:t>0 anos</w:t>
-      </w:r>
-    </w:p>
-    <w:p/>
     <w:p/>
     <w:p/>
     <w:p/>
